--- a/ukol_drogy/sablony/Pracovni_list_krok_B.docx
+++ b/ukol_drogy/sablony/Pracovni_list_krok_B.docx
@@ -83,6 +83,19 @@
           <w:sz w:val="20"/>
         </w:rPr>
         <w:t>Postupně vysvětlete ostatním členům skupiny svou látku (bez internetu, jen z poznámek). Zatímco posloucháte spolužáky, vyplňte tabulku — pro každého jednoho z vašich čtyř spolužáků jeden řádek. Nezapomeňte položit alespoň jednu doplňující otázku ke každé látce.</w:t>
+      </w:r>
+    </w:p>
+    <w:p>
+      <w:pPr>
+        <w:spacing w:after="160"/>
+      </w:pPr>
+      <w:r>
+        <w:rPr>
+          <w:b/>
+          <w:i w:val="0"/>
+          <w:sz w:val="20"/>
+        </w:rPr>
+        <w:t>Tento list po semináři odevzdejte (foto/sken) do své složky v Teams — hodnotí se individuálně.</w:t>
       </w:r>
     </w:p>
     <w:p>
@@ -494,24 +507,6 @@
         </w:tc>
       </w:tr>
     </w:tbl>
-    <w:p>
-      <w:pPr>
-        <w:spacing w:after="280"/>
-      </w:pPr>
-    </w:p>
-    <w:p>
-      <w:pPr>
-        <w:spacing w:after="160"/>
-      </w:pPr>
-      <w:r>
-        <w:rPr>
-          <w:b/>
-          <w:i w:val="0"/>
-          <w:sz w:val="20"/>
-        </w:rPr>
-        <w:t>Tento list po semináři odevzdejte (foto/sken) do své složky v Teams — hodnotí se individuálně.</w:t>
-      </w:r>
-    </w:p>
     <w:sectPr>
       <w:pgSz w:w="12240" w:h="15840"/>
       <w:pgMar w:top="1134" w:right="1247" w:bottom="1134" w:left="1247" w:header="720" w:footer="720" w:gutter="0"/>
